--- a/MEMOs/KIPREDSASHRQUAL202601.1docx.docx
+++ b/MEMOs/KIPREDSASHRQUAL202601.1docx.docx
@@ -49,14 +49,7 @@
           <w:rFonts w:ascii="Arial" w:hAnsi="Arial" w:cs="Arial"/>
           <w:b/>
         </w:rPr>
-        <w:t xml:space="preserve">Date: 3 August, </w:t>
-      </w:r>
-      <w:r>
-        <w:rPr>
-          <w:rFonts w:ascii="Arial" w:hAnsi="Arial" w:cs="Arial"/>
-          <w:b/>
-        </w:rPr>
-        <w:t>2026</w:t>
+        <w:t>Date: 3 August, 2026</w:t>
       </w:r>
     </w:p>
     <w:p>
@@ -105,78 +98,43 @@
           <w:rFonts w:ascii="Arial" w:hAnsi="Arial" w:cs="Arial"/>
         </w:rPr>
         <w:br/>
-      </w:r>
-      <w:r>
-        <w:rPr>
-          <w:rFonts w:ascii="Arial" w:hAnsi="Arial" w:cs="Arial"/>
-        </w:rPr>
-        <w:t xml:space="preserve">       </w:t>
-      </w:r>
-      <w:r>
-        <w:rPr>
-          <w:rFonts w:ascii="Arial" w:hAnsi="Arial" w:cs="Arial"/>
-        </w:rPr>
-        <w:t>Director General</w:t>
-      </w:r>
-    </w:p>
-    <w:p>
-      <w:pPr>
-        <w:pStyle w:val="NormalWeb"/>
-        <w:rPr>
-          <w:rFonts w:ascii="Arial" w:hAnsi="Arial" w:cs="Arial"/>
-        </w:rPr>
-      </w:pPr>
-    </w:p>
-    <w:p>
-      <w:pPr>
-        <w:pStyle w:val="NormalWeb"/>
-        <w:rPr>
-          <w:rFonts w:ascii="Arial" w:hAnsi="Arial" w:cs="Arial"/>
-        </w:rPr>
-      </w:pPr>
-      <w:r>
-        <w:rPr>
-          <w:rFonts w:ascii="Arial" w:hAnsi="Arial" w:cs="Arial"/>
-          <w:b/>
-        </w:rPr>
-        <w:t>Thro’</w:t>
-      </w:r>
-      <w:r>
-        <w:rPr>
-          <w:rFonts w:ascii="Arial" w:hAnsi="Arial" w:cs="Arial"/>
-          <w:b/>
-        </w:rPr>
-        <w:t>:</w:t>
-      </w:r>
-      <w:r>
-        <w:rPr>
-          <w:rFonts w:ascii="Arial" w:hAnsi="Arial" w:cs="Arial"/>
-        </w:rPr>
-        <w:t xml:space="preserve"> Dr. Atunga Nyachie</w:t>
-      </w:r>
-      <w:r>
-        <w:rPr>
-          <w:rFonts w:ascii="Arial" w:hAnsi="Arial" w:cs="Arial"/>
-        </w:rPr>
-        <w:t>o, PhD, OGW</w:t>
+        <w:t xml:space="preserve">       Director General</w:t>
+      </w:r>
+    </w:p>
+    <w:p>
+      <w:pPr>
+        <w:pStyle w:val="NormalWeb"/>
+        <w:rPr>
+          <w:rFonts w:ascii="Arial" w:hAnsi="Arial" w:cs="Arial"/>
+        </w:rPr>
+      </w:pPr>
+    </w:p>
+    <w:p>
+      <w:pPr>
+        <w:pStyle w:val="NormalWeb"/>
+        <w:rPr>
+          <w:rFonts w:ascii="Arial" w:hAnsi="Arial" w:cs="Arial"/>
+        </w:rPr>
+      </w:pPr>
+      <w:r>
+        <w:rPr>
+          <w:rFonts w:ascii="Arial" w:hAnsi="Arial" w:cs="Arial"/>
+          <w:b/>
+        </w:rPr>
+        <w:t>Thro’:</w:t>
+      </w:r>
+      <w:r>
+        <w:rPr>
+          <w:rFonts w:ascii="Arial" w:hAnsi="Arial" w:cs="Arial"/>
+        </w:rPr>
+        <w:t xml:space="preserve"> Dr. Atunga Nyachieo, PhD, OGW</w:t>
       </w:r>
       <w:r>
         <w:rPr>
           <w:rFonts w:ascii="Arial" w:hAnsi="Arial" w:cs="Arial"/>
         </w:rPr>
         <w:br/>
-      </w:r>
-      <w:r>
-        <w:rPr>
-          <w:rFonts w:ascii="Arial" w:hAnsi="Arial" w:cs="Arial"/>
-        </w:rPr>
-        <w:t xml:space="preserve">          </w:t>
-      </w:r>
-      <w:r>
-        <w:rPr>
-          <w:rFonts w:ascii="Arial" w:hAnsi="Arial" w:cs="Arial"/>
-        </w:rPr>
-        <w:t>Ag. Director, Research and Product Development Directorate</w:t>
+        <w:t xml:space="preserve">          Ag. Director, Research and Product Development Directorate</w:t>
       </w:r>
     </w:p>
     <w:p>
@@ -213,13 +171,7 @@
         <w:rPr>
           <w:rFonts w:ascii="Arial" w:hAnsi="Arial" w:cs="Arial"/>
         </w:rPr>
-        <w:t xml:space="preserve">           </w:t>
-      </w:r>
-      <w:r>
-        <w:rPr>
-          <w:rFonts w:ascii="Arial" w:hAnsi="Arial" w:cs="Arial"/>
-        </w:rPr>
-        <w:t>Data Science and Analytics Section</w:t>
+        <w:t xml:space="preserve">           Data Science and Analytics Section</w:t>
       </w:r>
     </w:p>
     <w:p>
@@ -237,246 +189,227 @@
           <w:b/>
           <w:u w:val="single"/>
         </w:rPr>
-        <w:t xml:space="preserve">SUBJECT: NOTIFICATION AND SUBMISSION </w:t>
-      </w:r>
-      <w:r>
-        <w:rPr>
-          <w:rFonts w:ascii="Arial" w:hAnsi="Arial" w:cs="Arial"/>
-          <w:u w:val="single"/>
-        </w:rPr>
-        <w:t>OF</w:t>
-      </w:r>
-      <w:r>
-        <w:rPr>
-          <w:rFonts w:ascii="Arial" w:hAnsi="Arial" w:cs="Arial"/>
-          <w:b/>
-          <w:u w:val="single"/>
-        </w:rPr>
-        <w:t xml:space="preserve"> </w:t>
-      </w:r>
-      <w:r>
-        <w:rPr>
-          <w:rFonts w:ascii="Arial" w:hAnsi="Arial" w:cs="Arial"/>
-          <w:b/>
-          <w:u w:val="single"/>
-        </w:rPr>
-        <w:t>ACADEMIC CREDENTIALS</w:t>
-      </w:r>
-    </w:p>
-    <w:p>
-      <w:pPr>
-        <w:pStyle w:val="NormalWeb"/>
-        <w:jc w:val="both"/>
-        <w:rPr>
-          <w:rFonts w:ascii="Arial" w:hAnsi="Arial" w:cs="Arial"/>
-        </w:rPr>
-      </w:pPr>
-      <w:r>
-        <w:rPr>
-          <w:rFonts w:ascii="Arial" w:hAnsi="Arial" w:cs="Arial"/>
-        </w:rPr>
-        <w:t>I am happy to inform your Office</w:t>
-      </w:r>
-      <w:r>
-        <w:rPr>
-          <w:rFonts w:ascii="Arial" w:hAnsi="Arial" w:cs="Arial"/>
-        </w:rPr>
-        <w:t xml:space="preserve"> that I have successfully completed the </w:t>
-      </w:r>
-      <w:r>
-        <w:rPr>
-          <w:rFonts w:ascii="Arial" w:hAnsi="Arial" w:cs="Arial"/>
-          <w:b/>
-        </w:rPr>
-        <w:t>Master of Stat</w:t>
-      </w:r>
-      <w:r>
-        <w:rPr>
-          <w:rFonts w:ascii="Arial" w:hAnsi="Arial" w:cs="Arial"/>
-          <w:b/>
-        </w:rPr>
-        <w:t>istics and Data Science program</w:t>
-      </w:r>
-      <w:r>
-        <w:rPr>
-          <w:rFonts w:ascii="Arial" w:hAnsi="Arial" w:cs="Arial"/>
-          <w:b/>
-        </w:rPr>
-        <w:t xml:space="preserve">, </w:t>
-      </w:r>
-      <w:r>
-        <w:rPr>
-          <w:rFonts w:ascii="Arial" w:hAnsi="Arial" w:cs="Arial"/>
-          <w:b/>
-        </w:rPr>
-        <w:t>specializing</w:t>
-      </w:r>
-      <w:r>
-        <w:rPr>
-          <w:rFonts w:ascii="Arial" w:hAnsi="Arial" w:cs="Arial"/>
-          <w:b/>
-        </w:rPr>
-        <w:t xml:space="preserve"> in Biostatistics</w:t>
-      </w:r>
-      <w:r>
-        <w:rPr>
-          <w:rFonts w:ascii="Arial" w:hAnsi="Arial" w:cs="Arial"/>
-        </w:rPr>
-        <w:t>, at Hasselt University, Belgium.</w:t>
-      </w:r>
-    </w:p>
-    <w:p>
-      <w:pPr>
-        <w:pStyle w:val="NormalWeb"/>
-        <w:jc w:val="both"/>
-        <w:rPr>
-          <w:rFonts w:ascii="Arial" w:hAnsi="Arial" w:cs="Arial"/>
-        </w:rPr>
-      </w:pPr>
-      <w:r>
-        <w:rPr>
-          <w:rFonts w:ascii="Arial" w:hAnsi="Arial" w:cs="Arial"/>
-        </w:rPr>
-        <w:t>I hereby submit certified co</w:t>
-      </w:r>
-      <w:r>
-        <w:rPr>
-          <w:rFonts w:ascii="Arial" w:hAnsi="Arial" w:cs="Arial"/>
-        </w:rPr>
-        <w:t xml:space="preserve">pies of my degree certificate </w:t>
-      </w:r>
-      <w:r>
-        <w:rPr>
-          <w:rFonts w:ascii="Arial" w:hAnsi="Arial" w:cs="Arial"/>
-        </w:rPr>
-        <w:t>for your information and record.</w:t>
-      </w:r>
-    </w:p>
-    <w:p>
-      <w:pPr>
-        <w:pStyle w:val="NormalWeb"/>
-        <w:jc w:val="both"/>
-        <w:rPr>
-          <w:rFonts w:ascii="Arial" w:hAnsi="Arial" w:cs="Arial"/>
-        </w:rPr>
-      </w:pPr>
-      <w:r>
-        <w:rPr>
-          <w:rFonts w:ascii="Arial" w:hAnsi="Arial" w:cs="Arial"/>
-        </w:rPr>
-        <w:t>I kindly request that my updated academic qualifications be noted and that the attached documents be for</w:t>
-      </w:r>
-      <w:r>
-        <w:rPr>
-          <w:rFonts w:ascii="Arial" w:hAnsi="Arial" w:cs="Arial"/>
-        </w:rPr>
-        <w:t>warded to the Head of Human Resource</w:t>
-      </w:r>
-      <w:r>
-        <w:rPr>
-          <w:rFonts w:ascii="Arial" w:hAnsi="Arial" w:cs="Arial"/>
-        </w:rPr>
-        <w:t xml:space="preserve"> for</w:t>
-      </w:r>
-      <w:r>
-        <w:rPr>
-          <w:rFonts w:ascii="Arial" w:hAnsi="Arial" w:cs="Arial"/>
-        </w:rPr>
-        <w:t xml:space="preserve"> permanent</w:t>
-      </w:r>
-      <w:r>
-        <w:rPr>
-          <w:rFonts w:ascii="Arial" w:hAnsi="Arial" w:cs="Arial"/>
-        </w:rPr>
-        <w:t xml:space="preserve"> inclusion in my personal file.</w:t>
-      </w:r>
-    </w:p>
-    <w:p>
-      <w:pPr>
-        <w:pStyle w:val="NormalWeb"/>
-        <w:jc w:val="both"/>
-        <w:rPr>
-          <w:rFonts w:ascii="Arial" w:hAnsi="Arial" w:cs="Arial"/>
-        </w:rPr>
-      </w:pPr>
-      <w:r>
-        <w:rPr>
-          <w:rFonts w:ascii="Arial" w:hAnsi="Arial" w:cs="Arial"/>
-        </w:rPr>
-        <w:t>Thank you for your continued support.</w:t>
-      </w:r>
-    </w:p>
-    <w:p>
-      <w:pPr>
-        <w:pStyle w:val="NormalWeb"/>
-        <w:jc w:val="both"/>
-        <w:rPr>
-          <w:rFonts w:ascii="Arial" w:hAnsi="Arial" w:cs="Arial"/>
-        </w:rPr>
-      </w:pPr>
-      <w:r>
-        <w:rPr>
-          <w:rFonts w:ascii="Arial" w:hAnsi="Arial" w:cs="Arial"/>
-        </w:rPr>
-        <w:t xml:space="preserve">Attached is the certified copy </w:t>
-      </w:r>
-      <w:r>
-        <w:rPr>
-          <w:rFonts w:ascii="Arial" w:hAnsi="Arial" w:cs="Arial"/>
-        </w:rPr>
-        <w:t>of the degree certificate for your information and appropriate action.</w:t>
-      </w:r>
-    </w:p>
-    <w:p>
-      <w:pPr>
-        <w:pStyle w:val="NormalWeb"/>
-        <w:rPr>
-          <w:rFonts w:ascii="Arial" w:hAnsi="Arial" w:cs="Arial"/>
-        </w:rPr>
-      </w:pPr>
-      <w:r>
-        <w:rPr>
-          <w:rFonts w:ascii="Arial" w:hAnsi="Arial" w:cs="Arial"/>
-        </w:rPr>
-        <w:t>Best Regard</w:t>
-      </w:r>
-      <w:r>
-        <w:rPr>
-          <w:rFonts w:ascii="Arial" w:hAnsi="Arial" w:cs="Arial"/>
-        </w:rPr>
-        <w:t>,</w:t>
-      </w:r>
-    </w:p>
-    <w:p>
-      <w:pPr>
-        <w:pStyle w:val="NormalWeb"/>
-        <w:rPr>
-          <w:rFonts w:ascii="Arial" w:hAnsi="Arial" w:cs="Arial"/>
-        </w:rPr>
-      </w:pPr>
-    </w:p>
-    <w:p>
-      <w:pPr>
-        <w:pStyle w:val="NormalWeb"/>
-        <w:spacing w:before="0" w:beforeAutospacing="0" w:after="0" w:afterAutospacing="0"/>
-        <w:rPr>
-          <w:rFonts w:ascii="Arial" w:hAnsi="Arial" w:cs="Arial"/>
-        </w:rPr>
-      </w:pPr>
-      <w:r>
-        <w:rPr>
-          <w:rFonts w:ascii="Arial" w:hAnsi="Arial" w:cs="Arial"/>
-        </w:rPr>
-        <w:t>Mr. Patrick Waweru Mwaura</w:t>
-      </w:r>
-      <w:r>
-        <w:rPr>
-          <w:rFonts w:ascii="Arial" w:hAnsi="Arial" w:cs="Arial"/>
-        </w:rPr>
-        <w:t>.</w:t>
+        <w:t>SUBJECT: NOTIFICATION AND S</w:t>
       </w:r>
       <w:bookmarkStart w:id="0" w:name="_GoBack"/>
       <w:bookmarkEnd w:id="0"/>
+      <w:r>
+        <w:rPr>
+          <w:rFonts w:ascii="Arial" w:hAnsi="Arial" w:cs="Arial"/>
+          <w:b/>
+          <w:u w:val="single"/>
+        </w:rPr>
+        <w:t>UBMISSION</w:t>
+      </w:r>
+      <w:r>
+        <w:rPr>
+          <w:rFonts w:ascii="Arial" w:hAnsi="Arial" w:cs="Arial"/>
+          <w:b/>
+          <w:u w:val="single"/>
+        </w:rPr>
+        <w:t xml:space="preserve"> OF </w:t>
+      </w:r>
+      <w:r>
+        <w:rPr>
+          <w:rFonts w:ascii="Arial" w:hAnsi="Arial" w:cs="Arial"/>
+          <w:b/>
+          <w:u w:val="single"/>
+        </w:rPr>
+        <w:t>ACADEMIC CREDENTIALS</w:t>
+      </w:r>
+    </w:p>
+    <w:p>
+      <w:pPr>
+        <w:pStyle w:val="NormalWeb"/>
+        <w:jc w:val="both"/>
+        <w:rPr>
+          <w:rFonts w:ascii="Arial" w:hAnsi="Arial" w:cs="Arial"/>
+        </w:rPr>
+      </w:pPr>
+      <w:r>
+        <w:rPr>
+          <w:rFonts w:ascii="Arial" w:hAnsi="Arial" w:cs="Arial"/>
+        </w:rPr>
+        <w:t>I am happy to inform your Office</w:t>
+      </w:r>
+      <w:r>
+        <w:rPr>
+          <w:rFonts w:ascii="Arial" w:hAnsi="Arial" w:cs="Arial"/>
+        </w:rPr>
+        <w:t xml:space="preserve"> that I have successfully completed the </w:t>
+      </w:r>
+      <w:r>
+        <w:rPr>
+          <w:rFonts w:ascii="Arial" w:hAnsi="Arial" w:cs="Arial"/>
+          <w:b/>
+        </w:rPr>
+        <w:t>Master of Stat</w:t>
+      </w:r>
+      <w:r>
+        <w:rPr>
+          <w:rFonts w:ascii="Arial" w:hAnsi="Arial" w:cs="Arial"/>
+          <w:b/>
+        </w:rPr>
+        <w:t>istics and Data Science program</w:t>
+      </w:r>
+      <w:r>
+        <w:rPr>
+          <w:rFonts w:ascii="Arial" w:hAnsi="Arial" w:cs="Arial"/>
+          <w:b/>
+        </w:rPr>
+        <w:t>, specializing in Biostatistics</w:t>
+      </w:r>
+      <w:r>
+        <w:rPr>
+          <w:rFonts w:ascii="Arial" w:hAnsi="Arial" w:cs="Arial"/>
+        </w:rPr>
+        <w:t>, at Hasselt University, Belgium.</w:t>
+      </w:r>
+    </w:p>
+    <w:p>
+      <w:pPr>
+        <w:pStyle w:val="NormalWeb"/>
+        <w:jc w:val="both"/>
+        <w:rPr>
+          <w:rFonts w:ascii="Arial" w:hAnsi="Arial" w:cs="Arial"/>
+        </w:rPr>
+      </w:pPr>
+      <w:r>
+        <w:rPr>
+          <w:rFonts w:ascii="Arial" w:hAnsi="Arial" w:cs="Arial"/>
+        </w:rPr>
+        <w:t>I hereby submit certified co</w:t>
+      </w:r>
+      <w:r>
+        <w:rPr>
+          <w:rFonts w:ascii="Arial" w:hAnsi="Arial" w:cs="Arial"/>
+        </w:rPr>
+        <w:t xml:space="preserve">pies of my degree certificate </w:t>
+      </w:r>
+      <w:r>
+        <w:rPr>
+          <w:rFonts w:ascii="Arial" w:hAnsi="Arial" w:cs="Arial"/>
+        </w:rPr>
+        <w:t>for your information and record.</w:t>
+      </w:r>
+    </w:p>
+    <w:p>
+      <w:pPr>
+        <w:pStyle w:val="NormalWeb"/>
+        <w:jc w:val="both"/>
+        <w:rPr>
+          <w:rFonts w:ascii="Arial" w:hAnsi="Arial" w:cs="Arial"/>
+        </w:rPr>
+      </w:pPr>
+      <w:r>
+        <w:rPr>
+          <w:rFonts w:ascii="Arial" w:hAnsi="Arial" w:cs="Arial"/>
+        </w:rPr>
+        <w:t>I kindly request that my updated academic qualifications be noted and that the attached documents be for</w:t>
+      </w:r>
+      <w:r>
+        <w:rPr>
+          <w:rFonts w:ascii="Arial" w:hAnsi="Arial" w:cs="Arial"/>
+        </w:rPr>
+        <w:t>warded to the Head of Human Resource</w:t>
+      </w:r>
+      <w:r>
+        <w:rPr>
+          <w:rFonts w:ascii="Arial" w:hAnsi="Arial" w:cs="Arial"/>
+        </w:rPr>
+        <w:t xml:space="preserve"> for</w:t>
+      </w:r>
+      <w:r>
+        <w:rPr>
+          <w:rFonts w:ascii="Arial" w:hAnsi="Arial" w:cs="Arial"/>
+        </w:rPr>
+        <w:t xml:space="preserve"> permanent</w:t>
+      </w:r>
+      <w:r>
+        <w:rPr>
+          <w:rFonts w:ascii="Arial" w:hAnsi="Arial" w:cs="Arial"/>
+        </w:rPr>
+        <w:t xml:space="preserve"> inclusion in my personal file.</w:t>
+      </w:r>
+    </w:p>
+    <w:p>
+      <w:pPr>
+        <w:pStyle w:val="NormalWeb"/>
+        <w:jc w:val="both"/>
+        <w:rPr>
+          <w:rFonts w:ascii="Arial" w:hAnsi="Arial" w:cs="Arial"/>
+        </w:rPr>
+      </w:pPr>
+      <w:r>
+        <w:rPr>
+          <w:rFonts w:ascii="Arial" w:hAnsi="Arial" w:cs="Arial"/>
+        </w:rPr>
+        <w:t>Thank you for your continued support.</w:t>
+      </w:r>
+    </w:p>
+    <w:p>
+      <w:pPr>
+        <w:pStyle w:val="NormalWeb"/>
+        <w:jc w:val="both"/>
+        <w:rPr>
+          <w:rFonts w:ascii="Arial" w:hAnsi="Arial" w:cs="Arial"/>
+        </w:rPr>
+      </w:pPr>
+      <w:r>
+        <w:rPr>
+          <w:rFonts w:ascii="Arial" w:hAnsi="Arial" w:cs="Arial"/>
+        </w:rPr>
+        <w:t xml:space="preserve">Attached is the certified copy </w:t>
+      </w:r>
+      <w:r>
+        <w:rPr>
+          <w:rFonts w:ascii="Arial" w:hAnsi="Arial" w:cs="Arial"/>
+        </w:rPr>
+        <w:t>of the degree certificate for your information and appropriate action.</w:t>
+      </w:r>
+    </w:p>
+    <w:p>
+      <w:pPr>
+        <w:pStyle w:val="NormalWeb"/>
+        <w:rPr>
+          <w:rFonts w:ascii="Arial" w:hAnsi="Arial" w:cs="Arial"/>
+        </w:rPr>
+      </w:pPr>
+      <w:r>
+        <w:rPr>
+          <w:rFonts w:ascii="Arial" w:hAnsi="Arial" w:cs="Arial"/>
+        </w:rPr>
+        <w:t>Best Regard,</w:t>
+      </w:r>
+    </w:p>
+    <w:p>
+      <w:pPr>
+        <w:pStyle w:val="NormalWeb"/>
+        <w:rPr>
+          <w:rFonts w:ascii="Arial" w:hAnsi="Arial" w:cs="Arial"/>
+        </w:rPr>
+      </w:pPr>
+    </w:p>
+    <w:p>
+      <w:pPr>
+        <w:pStyle w:val="NormalWeb"/>
+        <w:spacing w:before="0" w:beforeAutospacing="0" w:after="0" w:afterAutospacing="0"/>
+        <w:rPr>
+          <w:rFonts w:ascii="Arial" w:hAnsi="Arial" w:cs="Arial"/>
+        </w:rPr>
+      </w:pPr>
+      <w:r>
+        <w:rPr>
+          <w:rFonts w:ascii="Arial" w:hAnsi="Arial" w:cs="Arial"/>
+        </w:rPr>
+        <w:t>Mr. Patrick Waweru Mwaura</w:t>
+      </w:r>
+      <w:r>
+        <w:rPr>
+          <w:rFonts w:ascii="Arial" w:hAnsi="Arial" w:cs="Arial"/>
+        </w:rPr>
+        <w:t>.</w:t>
+      </w:r>
     </w:p>
     <w:p>
       <w:pPr>
